--- a/Jura/Privatlivspolitik for HeyPia.docx
+++ b/Jura/Privatlivspolitik for HeyPia.docx
@@ -462,12 +462,26 @@
         <w:pStyle w:val="Overskrift3"/>
       </w:pPr>
       <w:r>
-        <w:t>Lyden bliver, hvor den er</w:t>
-      </w:r>
-    </w:p>
-    <w:p>
-      <w:r>
-        <w:t>Optagelsen skrives ud til tekst på din egen maskine. Lydfilen sendes aldrig nogen steder hen.</w:t>
+        <w:t>Mødernes lyd bliver, hvor den er</w:t>
+      </w:r>
+    </w:p>
+    <w:p>
+      <w:r>
+        <w:t xml:space="preserve">En mødeoptagelse skrives ud til tekst på din egen maskine. Lydfilen sendes aldrig nogen steder hen, og det gælder uanset hvilke andre funktioner du slår til. Sendes der noget videre fra et møde, er det </w:t>
+      </w:r>
+      <w:r>
+        <w:rPr>
+          <w:b/>
+        </w:rPr>
+        <w:t>udelukkende transkriptionen</w:t>
+      </w:r>
+      <w:r>
+        <w:t>.</w:t>
+      </w:r>
+    </w:p>
+    <w:p>
+      <w:r>
+        <w:t>Grunden er, at der til et møde sidder mennesker, der ikke selv har valgt noget. Deres stemmer er ikke vores at flytte.</w:t>
       </w:r>
     </w:p>
     <w:p>
@@ -1156,7 +1170,7 @@
     <w:link w:val="Overskrift1Tegn"/>
     <w:uiPriority w:val="9"/>
     <w:qFormat/>
-    <w:rsid w:val="0064531F"/>
+    <w:rsid w:val="00177BCE"/>
     <w:pPr>
       <w:keepNext/>
       <w:keepLines/>
@@ -1178,7 +1192,7 @@
     <w:uiPriority w:val="9"/>
     <w:unhideWhenUsed/>
     <w:qFormat/>
-    <w:rsid w:val="0064531F"/>
+    <w:rsid w:val="00177BCE"/>
     <w:pPr>
       <w:keepNext/>
       <w:keepLines/>
@@ -1200,7 +1214,7 @@
     <w:uiPriority w:val="9"/>
     <w:unhideWhenUsed/>
     <w:qFormat/>
-    <w:rsid w:val="0064531F"/>
+    <w:rsid w:val="00177BCE"/>
     <w:pPr>
       <w:keepNext/>
       <w:keepLines/>
@@ -1223,7 +1237,7 @@
     <w:semiHidden/>
     <w:unhideWhenUsed/>
     <w:qFormat/>
-    <w:rsid w:val="0064531F"/>
+    <w:rsid w:val="00177BCE"/>
     <w:pPr>
       <w:keepNext/>
       <w:keepLines/>
@@ -1246,7 +1260,7 @@
     <w:semiHidden/>
     <w:unhideWhenUsed/>
     <w:qFormat/>
-    <w:rsid w:val="0064531F"/>
+    <w:rsid w:val="00177BCE"/>
     <w:pPr>
       <w:keepNext/>
       <w:keepLines/>
@@ -1267,7 +1281,7 @@
     <w:semiHidden/>
     <w:unhideWhenUsed/>
     <w:qFormat/>
-    <w:rsid w:val="0064531F"/>
+    <w:rsid w:val="00177BCE"/>
     <w:pPr>
       <w:keepNext/>
       <w:keepLines/>
@@ -1290,7 +1304,7 @@
     <w:semiHidden/>
     <w:unhideWhenUsed/>
     <w:qFormat/>
-    <w:rsid w:val="0064531F"/>
+    <w:rsid w:val="00177BCE"/>
     <w:pPr>
       <w:keepNext/>
       <w:keepLines/>
@@ -1311,7 +1325,7 @@
     <w:semiHidden/>
     <w:unhideWhenUsed/>
     <w:qFormat/>
-    <w:rsid w:val="0064531F"/>
+    <w:rsid w:val="00177BCE"/>
     <w:pPr>
       <w:keepNext/>
       <w:keepLines/>
@@ -1334,7 +1348,7 @@
     <w:semiHidden/>
     <w:unhideWhenUsed/>
     <w:qFormat/>
-    <w:rsid w:val="0064531F"/>
+    <w:rsid w:val="00177BCE"/>
     <w:pPr>
       <w:keepNext/>
       <w:keepLines/>
@@ -1378,7 +1392,7 @@
     <w:basedOn w:val="Standardskrifttypeiafsnit"/>
     <w:link w:val="Overskrift1"/>
     <w:uiPriority w:val="9"/>
-    <w:rsid w:val="0064531F"/>
+    <w:rsid w:val="00177BCE"/>
     <w:rPr>
       <w:rFonts w:asciiTheme="majorHAnsi" w:eastAsiaTheme="majorEastAsia" w:hAnsiTheme="majorHAnsi" w:cstheme="majorBidi"/>
       <w:color w:val="0F4761" w:themeColor="accent1" w:themeShade="BF"/>
@@ -1391,7 +1405,7 @@
     <w:basedOn w:val="Standardskrifttypeiafsnit"/>
     <w:link w:val="Overskrift2"/>
     <w:uiPriority w:val="9"/>
-    <w:rsid w:val="0064531F"/>
+    <w:rsid w:val="00177BCE"/>
     <w:rPr>
       <w:rFonts w:asciiTheme="majorHAnsi" w:eastAsiaTheme="majorEastAsia" w:hAnsiTheme="majorHAnsi" w:cstheme="majorBidi"/>
       <w:color w:val="0F4761" w:themeColor="accent1" w:themeShade="BF"/>
@@ -1404,7 +1418,7 @@
     <w:basedOn w:val="Standardskrifttypeiafsnit"/>
     <w:link w:val="Overskrift3"/>
     <w:uiPriority w:val="9"/>
-    <w:rsid w:val="0064531F"/>
+    <w:rsid w:val="00177BCE"/>
     <w:rPr>
       <w:rFonts w:eastAsiaTheme="majorEastAsia" w:cstheme="majorBidi"/>
       <w:color w:val="0F4761" w:themeColor="accent1" w:themeShade="BF"/>
@@ -1418,7 +1432,7 @@
     <w:link w:val="Overskrift4"/>
     <w:uiPriority w:val="9"/>
     <w:semiHidden/>
-    <w:rsid w:val="0064531F"/>
+    <w:rsid w:val="00177BCE"/>
     <w:rPr>
       <w:rFonts w:eastAsiaTheme="majorEastAsia" w:cstheme="majorBidi"/>
       <w:i/>
@@ -1432,7 +1446,7 @@
     <w:link w:val="Overskrift5"/>
     <w:uiPriority w:val="9"/>
     <w:semiHidden/>
-    <w:rsid w:val="0064531F"/>
+    <w:rsid w:val="00177BCE"/>
     <w:rPr>
       <w:rFonts w:eastAsiaTheme="majorEastAsia" w:cstheme="majorBidi"/>
       <w:color w:val="0F4761" w:themeColor="accent1" w:themeShade="BF"/>
@@ -1444,7 +1458,7 @@
     <w:link w:val="Overskrift6"/>
     <w:uiPriority w:val="9"/>
     <w:semiHidden/>
-    <w:rsid w:val="0064531F"/>
+    <w:rsid w:val="00177BCE"/>
     <w:rPr>
       <w:rFonts w:eastAsiaTheme="majorEastAsia" w:cstheme="majorBidi"/>
       <w:i/>
@@ -1458,7 +1472,7 @@
     <w:link w:val="Overskrift7"/>
     <w:uiPriority w:val="9"/>
     <w:semiHidden/>
-    <w:rsid w:val="0064531F"/>
+    <w:rsid w:val="00177BCE"/>
     <w:rPr>
       <w:rFonts w:eastAsiaTheme="majorEastAsia" w:cstheme="majorBidi"/>
       <w:color w:val="595959" w:themeColor="text1" w:themeTint="A6"/>
@@ -1470,7 +1484,7 @@
     <w:link w:val="Overskrift8"/>
     <w:uiPriority w:val="9"/>
     <w:semiHidden/>
-    <w:rsid w:val="0064531F"/>
+    <w:rsid w:val="00177BCE"/>
     <w:rPr>
       <w:rFonts w:eastAsiaTheme="majorEastAsia" w:cstheme="majorBidi"/>
       <w:i/>
@@ -1484,7 +1498,7 @@
     <w:link w:val="Overskrift9"/>
     <w:uiPriority w:val="9"/>
     <w:semiHidden/>
-    <w:rsid w:val="0064531F"/>
+    <w:rsid w:val="00177BCE"/>
     <w:rPr>
       <w:rFonts w:eastAsiaTheme="majorEastAsia" w:cstheme="majorBidi"/>
       <w:color w:val="272727" w:themeColor="text1" w:themeTint="D8"/>
@@ -1497,7 +1511,7 @@
     <w:link w:val="TitelTegn"/>
     <w:uiPriority w:val="10"/>
     <w:qFormat/>
-    <w:rsid w:val="0064531F"/>
+    <w:rsid w:val="00177BCE"/>
     <w:pPr>
       <w:spacing w:after="80" w:line="240" w:lineRule="auto"/>
       <w:contextualSpacing/>
@@ -1515,7 +1529,7 @@
     <w:basedOn w:val="Standardskrifttypeiafsnit"/>
     <w:link w:val="Titel"/>
     <w:uiPriority w:val="10"/>
-    <w:rsid w:val="0064531F"/>
+    <w:rsid w:val="00177BCE"/>
     <w:rPr>
       <w:rFonts w:asciiTheme="majorHAnsi" w:eastAsiaTheme="majorEastAsia" w:hAnsiTheme="majorHAnsi" w:cstheme="majorBidi"/>
       <w:spacing w:val="-10"/>
@@ -1531,7 +1545,7 @@
     <w:link w:val="UndertitelTegn"/>
     <w:uiPriority w:val="11"/>
     <w:qFormat/>
-    <w:rsid w:val="0064531F"/>
+    <w:rsid w:val="00177BCE"/>
     <w:pPr>
       <w:numPr>
         <w:ilvl w:val="1"/>
@@ -1550,7 +1564,7 @@
     <w:basedOn w:val="Standardskrifttypeiafsnit"/>
     <w:link w:val="Undertitel"/>
     <w:uiPriority w:val="11"/>
-    <w:rsid w:val="0064531F"/>
+    <w:rsid w:val="00177BCE"/>
     <w:rPr>
       <w:rFonts w:eastAsiaTheme="majorEastAsia" w:cstheme="majorBidi"/>
       <w:color w:val="595959" w:themeColor="text1" w:themeTint="A6"/>
@@ -1566,7 +1580,7 @@
     <w:link w:val="CitatTegn"/>
     <w:uiPriority w:val="29"/>
     <w:qFormat/>
-    <w:rsid w:val="0064531F"/>
+    <w:rsid w:val="00177BCE"/>
     <w:pPr>
       <w:spacing w:before="160"/>
       <w:jc w:val="center"/>
@@ -1582,7 +1596,7 @@
     <w:basedOn w:val="Standardskrifttypeiafsnit"/>
     <w:link w:val="Citat"/>
     <w:uiPriority w:val="29"/>
-    <w:rsid w:val="0064531F"/>
+    <w:rsid w:val="00177BCE"/>
     <w:rPr>
       <w:i/>
       <w:iCs/>
@@ -1594,7 +1608,7 @@
     <w:basedOn w:val="Normal"/>
     <w:uiPriority w:val="34"/>
     <w:qFormat/>
-    <w:rsid w:val="0064531F"/>
+    <w:rsid w:val="00177BCE"/>
     <w:pPr>
       <w:ind w:left="720"/>
       <w:contextualSpacing/>
@@ -1605,7 +1619,7 @@
     <w:basedOn w:val="Standardskrifttypeiafsnit"/>
     <w:uiPriority w:val="21"/>
     <w:qFormat/>
-    <w:rsid w:val="0064531F"/>
+    <w:rsid w:val="00177BCE"/>
     <w:rPr>
       <w:i/>
       <w:iCs/>
@@ -1619,7 +1633,7 @@
     <w:link w:val="StrktcitatTegn"/>
     <w:uiPriority w:val="30"/>
     <w:qFormat/>
-    <w:rsid w:val="0064531F"/>
+    <w:rsid w:val="00177BCE"/>
     <w:pPr>
       <w:pBdr>
         <w:top w:val="single" w:sz="4" w:space="10" w:color="0F4761" w:themeColor="accent1" w:themeShade="BF"/>
@@ -1640,7 +1654,7 @@
     <w:basedOn w:val="Standardskrifttypeiafsnit"/>
     <w:link w:val="Strktcitat"/>
     <w:uiPriority w:val="30"/>
-    <w:rsid w:val="0064531F"/>
+    <w:rsid w:val="00177BCE"/>
     <w:rPr>
       <w:i/>
       <w:iCs/>
@@ -1652,7 +1666,7 @@
     <w:basedOn w:val="Standardskrifttypeiafsnit"/>
     <w:uiPriority w:val="32"/>
     <w:qFormat/>
-    <w:rsid w:val="0064531F"/>
+    <w:rsid w:val="00177BCE"/>
     <w:rPr>
       <w:b/>
       <w:bCs/>

--- a/Jura/Privatlivspolitik for HeyPia.docx
+++ b/Jura/Privatlivspolitik for HeyPia.docx
@@ -85,7 +85,24 @@
         <w:t>transkriptionens tekst</w:t>
       </w:r>
       <w:r>
-        <w:t xml:space="preserve"> til leverandøren — aldrig lyden.</w:t>
+        <w:t xml:space="preserve"> til leverandøren — aldrig mødernes lyd.</w:t>
+      </w:r>
+    </w:p>
+    <w:p>
+      <w:pPr>
+        <w:ind w:left="360"/>
+      </w:pPr>
+      <w:r>
+        <w:t xml:space="preserve">• Dikterer du selv, sendes </w:t>
+      </w:r>
+      <w:r>
+        <w:rPr>
+          <w:b/>
+        </w:rPr>
+        <w:t>dit eget klip</w:t>
+      </w:r>
+      <w:r>
+        <w:t xml:space="preserve"> — og kun mens du holder tasten nede.</w:t>
       </w:r>
     </w:p>
     <w:p>
@@ -482,6 +499,47 @@
     <w:p>
       <w:r>
         <w:t>Grunden er, at der til et møde sidder mennesker, der ikke selv har valgt noget. Deres stemmer er ikke vores at flytte.</w:t>
+      </w:r>
+    </w:p>
+    <w:p>
+      <w:pPr>
+        <w:pStyle w:val="Overskrift3"/>
+      </w:pPr>
+      <w:r>
+        <w:t>Diktering er den ene undtagelse</w:t>
+      </w:r>
+    </w:p>
+    <w:p>
+      <w:r>
+        <w:t xml:space="preserve">Dikterer du — holder genvejstasten nede og taler — sendes </w:t>
+      </w:r>
+      <w:r>
+        <w:rPr>
+          <w:b/>
+        </w:rPr>
+        <w:t>netop det klip</w:t>
+      </w:r>
+      <w:r>
+        <w:t xml:space="preserve"> til leverandøren for at blive skrevet ud. Det er din egen stemme, dine egne sekunder, og det sker kun, mens du selv holder tasten nede.</w:t>
+      </w:r>
+    </w:p>
+    <w:p>
+      <w:r>
+        <w:t>Det ændrer ikke noget for mødedeltagerne. Deres lyd bliver på maskinen. Forskellen er, hvem der har valgt: du har trykket, de har ikke.</w:t>
+      </w:r>
+    </w:p>
+    <w:p>
+      <w:r>
+        <w:t xml:space="preserve">Dikteringen kan slås fra under </w:t>
+      </w:r>
+      <w:r>
+        <w:rPr>
+          <w:b/>
+        </w:rPr>
+        <w:t>Indstillinger → Diktering</w:t>
+      </w:r>
+      <w:r>
+        <w:t>. Er den fra, forlader ingen lyd overhovedet maskinen.</w:t>
       </w:r>
     </w:p>
     <w:p>
@@ -1170,7 +1228,7 @@
     <w:link w:val="Overskrift1Tegn"/>
     <w:uiPriority w:val="9"/>
     <w:qFormat/>
-    <w:rsid w:val="00177BCE"/>
+    <w:rsid w:val="0064618E"/>
     <w:pPr>
       <w:keepNext/>
       <w:keepLines/>
@@ -1192,7 +1250,7 @@
     <w:uiPriority w:val="9"/>
     <w:unhideWhenUsed/>
     <w:qFormat/>
-    <w:rsid w:val="00177BCE"/>
+    <w:rsid w:val="0064618E"/>
     <w:pPr>
       <w:keepNext/>
       <w:keepLines/>
@@ -1214,7 +1272,7 @@
     <w:uiPriority w:val="9"/>
     <w:unhideWhenUsed/>
     <w:qFormat/>
-    <w:rsid w:val="00177BCE"/>
+    <w:rsid w:val="0064618E"/>
     <w:pPr>
       <w:keepNext/>
       <w:keepLines/>
@@ -1237,7 +1295,7 @@
     <w:semiHidden/>
     <w:unhideWhenUsed/>
     <w:qFormat/>
-    <w:rsid w:val="00177BCE"/>
+    <w:rsid w:val="0064618E"/>
     <w:pPr>
       <w:keepNext/>
       <w:keepLines/>
@@ -1260,7 +1318,7 @@
     <w:semiHidden/>
     <w:unhideWhenUsed/>
     <w:qFormat/>
-    <w:rsid w:val="00177BCE"/>
+    <w:rsid w:val="0064618E"/>
     <w:pPr>
       <w:keepNext/>
       <w:keepLines/>
@@ -1281,7 +1339,7 @@
     <w:semiHidden/>
     <w:unhideWhenUsed/>
     <w:qFormat/>
-    <w:rsid w:val="00177BCE"/>
+    <w:rsid w:val="0064618E"/>
     <w:pPr>
       <w:keepNext/>
       <w:keepLines/>
@@ -1304,7 +1362,7 @@
     <w:semiHidden/>
     <w:unhideWhenUsed/>
     <w:qFormat/>
-    <w:rsid w:val="00177BCE"/>
+    <w:rsid w:val="0064618E"/>
     <w:pPr>
       <w:keepNext/>
       <w:keepLines/>
@@ -1325,7 +1383,7 @@
     <w:semiHidden/>
     <w:unhideWhenUsed/>
     <w:qFormat/>
-    <w:rsid w:val="00177BCE"/>
+    <w:rsid w:val="0064618E"/>
     <w:pPr>
       <w:keepNext/>
       <w:keepLines/>
@@ -1348,7 +1406,7 @@
     <w:semiHidden/>
     <w:unhideWhenUsed/>
     <w:qFormat/>
-    <w:rsid w:val="00177BCE"/>
+    <w:rsid w:val="0064618E"/>
     <w:pPr>
       <w:keepNext/>
       <w:keepLines/>
@@ -1392,7 +1450,7 @@
     <w:basedOn w:val="Standardskrifttypeiafsnit"/>
     <w:link w:val="Overskrift1"/>
     <w:uiPriority w:val="9"/>
-    <w:rsid w:val="00177BCE"/>
+    <w:rsid w:val="0064618E"/>
     <w:rPr>
       <w:rFonts w:asciiTheme="majorHAnsi" w:eastAsiaTheme="majorEastAsia" w:hAnsiTheme="majorHAnsi" w:cstheme="majorBidi"/>
       <w:color w:val="0F4761" w:themeColor="accent1" w:themeShade="BF"/>
@@ -1405,7 +1463,7 @@
     <w:basedOn w:val="Standardskrifttypeiafsnit"/>
     <w:link w:val="Overskrift2"/>
     <w:uiPriority w:val="9"/>
-    <w:rsid w:val="00177BCE"/>
+    <w:rsid w:val="0064618E"/>
     <w:rPr>
       <w:rFonts w:asciiTheme="majorHAnsi" w:eastAsiaTheme="majorEastAsia" w:hAnsiTheme="majorHAnsi" w:cstheme="majorBidi"/>
       <w:color w:val="0F4761" w:themeColor="accent1" w:themeShade="BF"/>
@@ -1418,7 +1476,7 @@
     <w:basedOn w:val="Standardskrifttypeiafsnit"/>
     <w:link w:val="Overskrift3"/>
     <w:uiPriority w:val="9"/>
-    <w:rsid w:val="00177BCE"/>
+    <w:rsid w:val="0064618E"/>
     <w:rPr>
       <w:rFonts w:eastAsiaTheme="majorEastAsia" w:cstheme="majorBidi"/>
       <w:color w:val="0F4761" w:themeColor="accent1" w:themeShade="BF"/>
@@ -1432,7 +1490,7 @@
     <w:link w:val="Overskrift4"/>
     <w:uiPriority w:val="9"/>
     <w:semiHidden/>
-    <w:rsid w:val="00177BCE"/>
+    <w:rsid w:val="0064618E"/>
     <w:rPr>
       <w:rFonts w:eastAsiaTheme="majorEastAsia" w:cstheme="majorBidi"/>
       <w:i/>
@@ -1446,7 +1504,7 @@
     <w:link w:val="Overskrift5"/>
     <w:uiPriority w:val="9"/>
     <w:semiHidden/>
-    <w:rsid w:val="00177BCE"/>
+    <w:rsid w:val="0064618E"/>
     <w:rPr>
       <w:rFonts w:eastAsiaTheme="majorEastAsia" w:cstheme="majorBidi"/>
       <w:color w:val="0F4761" w:themeColor="accent1" w:themeShade="BF"/>
@@ -1458,7 +1516,7 @@
     <w:link w:val="Overskrift6"/>
     <w:uiPriority w:val="9"/>
     <w:semiHidden/>
-    <w:rsid w:val="00177BCE"/>
+    <w:rsid w:val="0064618E"/>
     <w:rPr>
       <w:rFonts w:eastAsiaTheme="majorEastAsia" w:cstheme="majorBidi"/>
       <w:i/>
@@ -1472,7 +1530,7 @@
     <w:link w:val="Overskrift7"/>
     <w:uiPriority w:val="9"/>
     <w:semiHidden/>
-    <w:rsid w:val="00177BCE"/>
+    <w:rsid w:val="0064618E"/>
     <w:rPr>
       <w:rFonts w:eastAsiaTheme="majorEastAsia" w:cstheme="majorBidi"/>
       <w:color w:val="595959" w:themeColor="text1" w:themeTint="A6"/>
@@ -1484,7 +1542,7 @@
     <w:link w:val="Overskrift8"/>
     <w:uiPriority w:val="9"/>
     <w:semiHidden/>
-    <w:rsid w:val="00177BCE"/>
+    <w:rsid w:val="0064618E"/>
     <w:rPr>
       <w:rFonts w:eastAsiaTheme="majorEastAsia" w:cstheme="majorBidi"/>
       <w:i/>
@@ -1498,7 +1556,7 @@
     <w:link w:val="Overskrift9"/>
     <w:uiPriority w:val="9"/>
     <w:semiHidden/>
-    <w:rsid w:val="00177BCE"/>
+    <w:rsid w:val="0064618E"/>
     <w:rPr>
       <w:rFonts w:eastAsiaTheme="majorEastAsia" w:cstheme="majorBidi"/>
       <w:color w:val="272727" w:themeColor="text1" w:themeTint="D8"/>
@@ -1511,7 +1569,7 @@
     <w:link w:val="TitelTegn"/>
     <w:uiPriority w:val="10"/>
     <w:qFormat/>
-    <w:rsid w:val="00177BCE"/>
+    <w:rsid w:val="0064618E"/>
     <w:pPr>
       <w:spacing w:after="80" w:line="240" w:lineRule="auto"/>
       <w:contextualSpacing/>
@@ -1529,7 +1587,7 @@
     <w:basedOn w:val="Standardskrifttypeiafsnit"/>
     <w:link w:val="Titel"/>
     <w:uiPriority w:val="10"/>
-    <w:rsid w:val="00177BCE"/>
+    <w:rsid w:val="0064618E"/>
     <w:rPr>
       <w:rFonts w:asciiTheme="majorHAnsi" w:eastAsiaTheme="majorEastAsia" w:hAnsiTheme="majorHAnsi" w:cstheme="majorBidi"/>
       <w:spacing w:val="-10"/>
@@ -1545,7 +1603,7 @@
     <w:link w:val="UndertitelTegn"/>
     <w:uiPriority w:val="11"/>
     <w:qFormat/>
-    <w:rsid w:val="00177BCE"/>
+    <w:rsid w:val="0064618E"/>
     <w:pPr>
       <w:numPr>
         <w:ilvl w:val="1"/>
@@ -1564,7 +1622,7 @@
     <w:basedOn w:val="Standardskrifttypeiafsnit"/>
     <w:link w:val="Undertitel"/>
     <w:uiPriority w:val="11"/>
-    <w:rsid w:val="00177BCE"/>
+    <w:rsid w:val="0064618E"/>
     <w:rPr>
       <w:rFonts w:eastAsiaTheme="majorEastAsia" w:cstheme="majorBidi"/>
       <w:color w:val="595959" w:themeColor="text1" w:themeTint="A6"/>
@@ -1580,7 +1638,7 @@
     <w:link w:val="CitatTegn"/>
     <w:uiPriority w:val="29"/>
     <w:qFormat/>
-    <w:rsid w:val="00177BCE"/>
+    <w:rsid w:val="0064618E"/>
     <w:pPr>
       <w:spacing w:before="160"/>
       <w:jc w:val="center"/>
@@ -1596,7 +1654,7 @@
     <w:basedOn w:val="Standardskrifttypeiafsnit"/>
     <w:link w:val="Citat"/>
     <w:uiPriority w:val="29"/>
-    <w:rsid w:val="00177BCE"/>
+    <w:rsid w:val="0064618E"/>
     <w:rPr>
       <w:i/>
       <w:iCs/>
@@ -1608,7 +1666,7 @@
     <w:basedOn w:val="Normal"/>
     <w:uiPriority w:val="34"/>
     <w:qFormat/>
-    <w:rsid w:val="00177BCE"/>
+    <w:rsid w:val="0064618E"/>
     <w:pPr>
       <w:ind w:left="720"/>
       <w:contextualSpacing/>
@@ -1619,7 +1677,7 @@
     <w:basedOn w:val="Standardskrifttypeiafsnit"/>
     <w:uiPriority w:val="21"/>
     <w:qFormat/>
-    <w:rsid w:val="00177BCE"/>
+    <w:rsid w:val="0064618E"/>
     <w:rPr>
       <w:i/>
       <w:iCs/>
@@ -1633,7 +1691,7 @@
     <w:link w:val="StrktcitatTegn"/>
     <w:uiPriority w:val="30"/>
     <w:qFormat/>
-    <w:rsid w:val="00177BCE"/>
+    <w:rsid w:val="0064618E"/>
     <w:pPr>
       <w:pBdr>
         <w:top w:val="single" w:sz="4" w:space="10" w:color="0F4761" w:themeColor="accent1" w:themeShade="BF"/>
@@ -1654,7 +1712,7 @@
     <w:basedOn w:val="Standardskrifttypeiafsnit"/>
     <w:link w:val="Strktcitat"/>
     <w:uiPriority w:val="30"/>
-    <w:rsid w:val="00177BCE"/>
+    <w:rsid w:val="0064618E"/>
     <w:rPr>
       <w:i/>
       <w:iCs/>
@@ -1666,7 +1724,7 @@
     <w:basedOn w:val="Standardskrifttypeiafsnit"/>
     <w:uiPriority w:val="32"/>
     <w:qFormat/>
-    <w:rsid w:val="00177BCE"/>
+    <w:rsid w:val="0064618E"/>
     <w:rPr>
       <w:b/>
       <w:bCs/>
